--- a/Free-Quarry/Ultras/Psalm-22-Ultra-The-Cross-Panel.docx
+++ b/Free-Quarry/Ultras/Psalm-22-Ultra-The-Cross-Panel.docx
@@ -1592,7 +1592,7 @@
           <w:sz w:val="26"/>
           <w:rtl w:val="1"/>
         </w:rPr>
-        <w:t>אֵלִי, אֵלִי, לָמָה עֲזַבְתָּנִי,</w:t>
+        <w:t>אֵלִי אֵלִי לָמָה עֲזַבְתָּנִי</w:t>
       </w:r>
     </w:p>
     <w:p>
@@ -1610,7 +1610,7 @@
           <w:sz w:val="26"/>
           <w:rtl w:val="1"/>
         </w:rPr>
-        <w:t>רָחוֹק מִישׁוּעָתִי, דִּבְרֵי שַׁאֲגָתִי׃</w:t>
+        <w:t>רָחוֹק מִישׁוּעָתִי דִּבְרֵי שַׁאֲגָתִי׃</w:t>
       </w:r>
     </w:p>
     <w:p>
@@ -1628,7 +1628,7 @@
           <w:sz w:val="26"/>
           <w:rtl w:val="1"/>
         </w:rPr>
-        <w:t>וְאָנֹכִי תוֹלַעַת וְלֹא־אִישׁ,</w:t>
+        <w:t>וְאָנֹכִי תוֹלַעַת וְלֹא־אִישׁ</w:t>
       </w:r>
     </w:p>
     <w:p>
@@ -1664,7 +1664,7 @@
           <w:sz w:val="26"/>
           <w:rtl w:val="1"/>
         </w:rPr>
-        <w:t>כָּל־רֹאַי יַלְעִגוּ לִי,</w:t>
+        <w:t>כָּל־רֹאַי יַלְעִגוּ לִי</w:t>
       </w:r>
     </w:p>
     <w:p>
@@ -1682,7 +1682,7 @@
           <w:sz w:val="26"/>
           <w:rtl w:val="1"/>
         </w:rPr>
-        <w:t>יַפְטִירוּ בְשָׂפָה, יָנִיעוּ רֹאשׁ:</w:t>
+        <w:t>יַפְטִירוּ בְשָׂפָה יָנִיעוּ רֹאשׁ׃</w:t>
       </w:r>
     </w:p>
     <w:p>
@@ -1700,7 +1700,7 @@
           <w:sz w:val="26"/>
           <w:rtl w:val="1"/>
         </w:rPr>
-        <w:t>גֹּל אֶל־יְהוָה, יְפַלְּטֵהוּ,</w:t>
+        <w:t>גֹּל אֶל־יְהוָה יְפַלְּטֵהוּ</w:t>
       </w:r>
     </w:p>
     <w:p>
@@ -1718,7 +1718,7 @@
           <w:sz w:val="26"/>
           <w:rtl w:val="1"/>
         </w:rPr>
-        <w:t>יַצִּילֵהוּ, כִּי חָפֵץ בּוֹ׃</w:t>
+        <w:t>יַצִּילֵהוּ כִּי חָפֵץ בּוֹ׃</w:t>
       </w:r>
     </w:p>
     <w:p>
@@ -1736,7 +1736,7 @@
           <w:sz w:val="26"/>
           <w:rtl w:val="1"/>
         </w:rPr>
-        <w:t>כִּי סְבָבוּנִי כְּלָבִים,</w:t>
+        <w:t>כִּי סְבָבוּנִי כְּלָבִים</w:t>
       </w:r>
     </w:p>
     <w:p>
@@ -1754,7 +1754,7 @@
           <w:sz w:val="26"/>
           <w:rtl w:val="1"/>
         </w:rPr>
-        <w:t>עֲדַת מְרֵעִים הִקִּיפוּנִי,</w:t>
+        <w:t>עֲדַת מְרֵעִים הִקִּיפוּנִי</w:t>
       </w:r>
     </w:p>
     <w:p>
@@ -1772,7 +1772,7 @@
           <w:sz w:val="26"/>
           <w:rtl w:val="1"/>
         </w:rPr>
-        <w:t>כָּאֲרִי, יָדַי וְרַגְלַי׃</w:t>
+        <w:t>כָּאֲרִי יָדַי וְרַגְלָי׃</w:t>
       </w:r>
     </w:p>
     <w:p>
@@ -1790,7 +1790,7 @@
           <w:sz w:val="26"/>
           <w:rtl w:val="1"/>
         </w:rPr>
-        <w:t>אֲסַפֵּר כָּל־עַצְמוֹתָי,</w:t>
+        <w:t>אֲסַפֵּר כָּל־עַצְמוֹתָי</w:t>
       </w:r>
     </w:p>
     <w:p>
@@ -1808,7 +1808,7 @@
           <w:sz w:val="26"/>
           <w:rtl w:val="1"/>
         </w:rPr>
-        <w:t>הֵמָּה יַבִּיטוּ, יִרְאוּ־בִי׃</w:t>
+        <w:t>הֵמָּה יַבִּיטוּ יִרְאוּ־בִי׃</w:t>
       </w:r>
     </w:p>
     <w:p>
@@ -1826,7 +1826,7 @@
           <w:sz w:val="26"/>
           <w:rtl w:val="1"/>
         </w:rPr>
-        <w:t>יְחַלְּקוּ בְגָדַי לָהֶם,</w:t>
+        <w:t>יְחַלְּקוּ בְגָדַי לָהֶם</w:t>
       </w:r>
     </w:p>
     <w:p>
@@ -1862,7 +1862,7 @@
           <w:sz w:val="26"/>
           <w:rtl w:val="1"/>
         </w:rPr>
-        <w:t>אֲסַפְּרָה שִׁמְךָ לְאֶחָי,</w:t>
+        <w:t>אֲסַפְּרָה שִׁמְךָ לְאֶחָי</w:t>
       </w:r>
     </w:p>
     <w:p>
@@ -2346,7 +2346,7 @@
           <w:sz w:val="26"/>
           <w:rtl w:val="1"/>
         </w:rPr>
-        <w:t>אֱלֹהַי, אֱלֹהַי, לָמָה נָטַשְׁתָּ אוֹתִי?</w:t>
+        <w:t>אֱלֹהַי אֱלֹהַי לָמָה נָטַשְׁתָּ אוֹתִי</w:t>
       </w:r>
     </w:p>
     <w:p>
@@ -2382,7 +2382,7 @@
           <w:sz w:val="26"/>
           <w:rtl w:val="1"/>
         </w:rPr>
-        <w:t>וְאוּלָם אֲנִי, אֲנִי תּוֹלַעַת וְלֹא אִישׁ,</w:t>
+        <w:t>וְאוּלָם אֲנִי אֲנִי תּוֹלַעַת וְלֹא אִישׁ</w:t>
       </w:r>
     </w:p>
     <w:p>
@@ -2400,7 +2400,7 @@
           <w:sz w:val="26"/>
           <w:rtl w:val="1"/>
         </w:rPr>
-        <w:t>חֶרְפַּת בְּנֵי הָאָדָם, בָּזוּי בְּעֵינֵי הָעָם׃</w:t>
+        <w:t>חֶרְפַּת בְּנֵי הָאָדָם בָּזוּי בְּעֵינֵי הָעָם׃</w:t>
       </w:r>
     </w:p>
     <w:p>
@@ -2418,7 +2418,7 @@
           <w:sz w:val="26"/>
           <w:rtl w:val="1"/>
         </w:rPr>
-        <w:t>כָּל־הָרוֹאִים אוֹתִי מַלְעִיגִים עָלַי,</w:t>
+        <w:t>כָּל־הָרוֹאִים אוֹתִי מַלְעִיגִים עָלַי</w:t>
       </w:r>
     </w:p>
     <w:p>
@@ -2436,7 +2436,7 @@
           <w:sz w:val="26"/>
           <w:rtl w:val="1"/>
         </w:rPr>
-        <w:t>הֵם עוֹקְמִים אֶת־הַשְּׂפָתַיִם, מְנִיעִים אֶת־הָרֹאשׁ:</w:t>
+        <w:t>הֵם עוֹקְמִים אֶת־הַשְּׂפָתַיִם מְנִיעִים אֶת־הָרֹאשׁ׃</w:t>
       </w:r>
     </w:p>
     <w:p>
@@ -2454,7 +2454,7 @@
           <w:sz w:val="26"/>
           <w:rtl w:val="1"/>
         </w:rPr>
-        <w:t>הוּא גִּלְגֵּל זֹאת עַל־יְהוָה, שֶׁיְּפַלְּטֵהוּ,</w:t>
+        <w:t>הוּא גִּלְגֵּל זֹאת עַל־יְהוָה שֶׁיְּפַלְּטֵהוּ</w:t>
       </w:r>
     </w:p>
     <w:p>
@@ -2472,7 +2472,7 @@
           <w:sz w:val="26"/>
           <w:rtl w:val="1"/>
         </w:rPr>
-        <w:t>שֶׁיַּצִּילֵהוּ, כִּי הוּא חָפֵץ בּוֹ׃</w:t>
+        <w:t>שֶׁיַּצִּילֵהוּ כִּי הוּא חָפֵץ בּוֹ׃</w:t>
       </w:r>
     </w:p>
     <w:p>
@@ -2490,7 +2490,7 @@
           <w:sz w:val="26"/>
           <w:rtl w:val="1"/>
         </w:rPr>
-        <w:t>כִּי סָבְבוּ אוֹתִי כְּלָבִים,</w:t>
+        <w:t>כִּי סָבְבוּ אוֹתִי כְּלָבִים</w:t>
       </w:r>
     </w:p>
     <w:p>
@@ -2508,7 +2508,7 @@
           <w:sz w:val="26"/>
           <w:rtl w:val="1"/>
         </w:rPr>
-        <w:t>עֲדַת מְרֵעִים הִקִּיפָה אוֹתִי מִסָּבִיב,</w:t>
+        <w:t>עֲדַת מְרֵעִים הִקִּיפָה אוֹתִי מִסָּבִיב</w:t>
       </w:r>
     </w:p>
     <w:p>
@@ -2526,7 +2526,7 @@
           <w:sz w:val="26"/>
           <w:rtl w:val="1"/>
         </w:rPr>
-        <w:t>כְּמוֹ אַרְיֵה, יָדַי וְרַגְלַי׃</w:t>
+        <w:t>כְּמוֹ אַרְיֵה יָדַי וְרַגְלַי׃</w:t>
       </w:r>
     </w:p>
     <w:p>
@@ -2544,7 +2544,7 @@
           <w:sz w:val="26"/>
           <w:rtl w:val="1"/>
         </w:rPr>
-        <w:t>אֲנִי יָכוֹל לִסְפֹּר אֶת־כָּל־עַצְמוֹתַי,</w:t>
+        <w:t>אֲנִי יָכוֹל לִסְפֹּר אֶת־כָּל־עַצְמוֹתַי</w:t>
       </w:r>
     </w:p>
     <w:p>
@@ -2562,7 +2562,7 @@
           <w:sz w:val="26"/>
           <w:rtl w:val="1"/>
         </w:rPr>
-        <w:t>הֵם מַבִּיטִים, הֵם בּוֹהִים בִּי׃</w:t>
+        <w:t>הֵם מַבִּיטִים הֵם בּוֹהִים בִּי׃</w:t>
       </w:r>
     </w:p>
     <w:p>
@@ -2580,7 +2580,7 @@
           <w:sz w:val="26"/>
           <w:rtl w:val="1"/>
         </w:rPr>
-        <w:t>הֵם מְחַלְּקִים אֶת־בְּגָדַי בֵּינֵיהֶם,</w:t>
+        <w:t>הֵם מְחַלְּקִים אֶת־בְּגָדַי בֵּינֵיהֶם</w:t>
       </w:r>
     </w:p>
     <w:p>
@@ -2616,7 +2616,7 @@
           <w:sz w:val="26"/>
           <w:rtl w:val="1"/>
         </w:rPr>
-        <w:t>אֲסַפְּרָה אֶת־שִׁמְךָ לְאַחַי,</w:t>
+        <w:t>אֲסַפְּרָה אֶת־שִׁמְךָ לְאַחַי</w:t>
       </w:r>
     </w:p>
     <w:p>
@@ -2634,7 +2634,7 @@
           <w:sz w:val="26"/>
           <w:rtl w:val="1"/>
         </w:rPr>
-        <w:t>בְּתוֹךְ הַקָּהָל אֲהַלֶּלְךָ,</w:t>
+        <w:t>בְּתוֹךְ הַקָּהָל אֲהַלֶּלְךָ</w:t>
       </w:r>
     </w:p>
     <w:p>
@@ -2675,6 +2675,147 @@
           <w:sz w:val="20"/>
         </w:rPr>
         <w:t>— azavtani (abandoned me) drifted to natashta oti (forsook me), a cousin verb; anochi tola’at (three tight words) unfolded into ve-ulam ani, ani tola’at (an emphatic doubled clause); the controversial ka’ari yadai ve-raglai holds its gap across the round-trip — no verb supplied in either Hebrew, the crux left open on both sides; and the closing hallel le-cha (Hallel to You) survived the round-trip intact — the psalm’s destination-word standing steady across both renderings.</w:t>
+      </w:r>
+    </w:p>
+    <w:p>
+      <w:pPr>
+        <w:keepNext/>
+        <w:keepLines/>
+        <w:jc w:val="center"/>
+      </w:pPr>
+      <w:r>
+        <w:rPr>
+          <w:b/>
+          <w:i w:val="0"/>
+          <w:sz w:val="36"/>
+        </w:rPr>
+        <w:t>The Second Cutting</w:t>
+      </w:r>
+    </w:p>
+    <w:p>
+      <w:pPr>
+        <w:keepLines/>
+        <w:jc w:val="center"/>
+      </w:pPr>
+      <w:r>
+        <w:rPr>
+          <w:b w:val="0"/>
+          <w:i/>
+          <w:sz w:val="20"/>
+        </w:rPr>
+        <w:t>8 September 2026 — Latin punctuation out of the Hebrew, and one pointing derived</w:t>
+      </w:r>
+    </w:p>
+    <w:p>
+      <w:pPr>
+        <w:keepLines/>
+        <w:jc w:val="center"/>
+      </w:pPr>
+      <w:r>
+        <w:rPr>
+          <w:b w:val="0"/>
+          <w:i w:val="0"/>
+          <w:sz w:val="20"/>
+        </w:rPr>
+        <w:t>How it was found. The shelf-wide assert of 8 September flagged this stone on two counts: twenty-nine source lines carrying Latin punctuation, and an assembled panel matching the per-verse count at sixty-one tokens while differing in content. Both are confirmed and both are now cut.</w:t>
+      </w:r>
+    </w:p>
+    <w:p>
+      <w:pPr>
+        <w:keepLines/>
+        <w:jc w:val="center"/>
+      </w:pPr>
+      <w:r>
+        <w:rPr>
+          <w:b w:val="0"/>
+          <w:i w:val="0"/>
+          <w:sz w:val="20"/>
+        </w:rPr>
+        <w:t>Cut one, the punctuation. Twenty-nine Hebrew lines carried commas, and one carried a colon. The house rule is that Latin marks are English-only and never sit in a source block, but until now it had only ever been enforced against dashes. The damage is visual before it is textual: a comma sits low and left in a right-to-left line, so it lands where the eye expects the next letter and breaks the shape of the word on the page. The assembled panel is already broken into half-lines for reading, so the commas were doing no work the line breaks were not already doing.</w:t>
+      </w:r>
+    </w:p>
+    <w:p>
+      <w:pPr>
+        <w:keepLines/>
+        <w:jc w:val="center"/>
+      </w:pPr>
+      <w:r>
+        <w:rPr>
+          <w:b w:val="0"/>
+          <w:i w:val="0"/>
+          <w:sz w:val="20"/>
+        </w:rPr>
+        <w:t>And the colon was carrying a second fault underneath the first. At the head of the taunt the assembled panel read rosh followed by a Latin colon, where the per-verse source has rosh closed by a sof pasuq. So the mark was not only foreign, it had displaced a Masoretic one. The sof pasuq is restored.</w:t>
+      </w:r>
+    </w:p>
+    <w:p>
+      <w:pPr>
+        <w:keepLines/>
+        <w:jc w:val="center"/>
+      </w:pPr>
+      <w:r>
+        <w:rPr>
+          <w:b w:val="0"/>
+          <w:i w:val="0"/>
+          <w:sz w:val="20"/>
+        </w:rPr>
+        <w:t>Cut two, the pointing. The assembled panel read ve-raglai with a patach where the per-verse source has ve-raglai with a qamats, at the end of verse 17 — the hands and the feet. That is a genuine orthographic divergence rather than punctuation, and the two panels of one stone cannot disagree about a vowel. The qamats is the expected pausal form at a verse end, but the stone does not rest on that reasoning: the token was COPIED FROM THE PER-VERSE LINE PROGRAMMATICALLY, never re-typed, so the panel now agrees with the stone's own witness of record.</w:t>
+      </w:r>
+    </w:p>
+    <w:p>
+      <w:pPr>
+        <w:keepLines/>
+        <w:jc w:val="center"/>
+      </w:pPr>
+      <w:r>
+        <w:rPr>
+          <w:b w:val="0"/>
+          <w:i w:val="0"/>
+          <w:sz w:val="20"/>
+        </w:rPr>
+        <w:t>Declared and left open: which pointing the Leningrad Codex itself carries at this word has NOT been checked against an external witness in this pass. The internal disagreement is resolved; the external question is not, and a later hand should fetch it. This stone sits on Psalm 22:17, which is the most textually contested verse in the Psalter, so the standard here should be higher than usual rather than lower.</w:t>
+      </w:r>
+    </w:p>
+    <w:p>
+      <w:pPr>
+        <w:keepLines/>
+        <w:jc w:val="center"/>
+      </w:pPr>
+      <w:r>
+        <w:rPr>
+          <w:b w:val="0"/>
+          <w:i w:val="0"/>
+          <w:sz w:val="20"/>
+        </w:rPr>
+        <w:t>A fault of my own inside this pass, recorded because it is the more useful half. The first attempt derived divergent tokens across the WHOLE document, and in doing so corrected four words inside The Bloom Rendered Back toward the source. That panel is the round-trip experiment: its whole value is that it was composed by a hand that could not see the source, so making it agree with the source destroys the only thing it measures. Exactly the fault the Fourth Cutting of Psalm 121 named on 6 September, committed two days later by the hand that wrote it. Caught before delivery by checking which paragraphs the changes had landed in. Rebuilt with token derivation restricted to the assembled panel and the round-trip's words left untouched.</w:t>
+      </w:r>
+    </w:p>
+    <w:p>
+      <w:pPr>
+        <w:keepLines/>
+        <w:jc w:val="center"/>
+      </w:pPr>
+      <w:r>
+        <w:rPr>
+          <w:b w:val="0"/>
+          <w:i w:val="0"/>
+          <w:sz w:val="20"/>
+        </w:rPr>
+        <w:t>The rule that follows, and it belongs in the Production Specification: A CORRECTION PASS MUST KNOW WHICH PANEL IT IS STANDING IN. Punctuation may be cleaned from any Hebrew line on the stone, because a Latin comma is foreign to Hebrew wherever it sits. Words may only be reconciled INSIDE the source panels. The round-trip is evidence, not text, and evidence is not corrected to match the thing it was meant to test.</w:t>
+      </w:r>
+    </w:p>
+    <w:p>
+      <w:pPr>
+        <w:keepLines/>
+        <w:jc w:val="center"/>
+      </w:pPr>
+      <w:r>
+        <w:rPr>
+          <w:b w:val="0"/>
+          <w:i w:val="0"/>
+          <w:sz w:val="20"/>
+        </w:rPr>
+        <w:t>Cut by the Thirteenth Runner. Bloomed by the Cartographer, 6 July 2026. The stone stays open.</w:t>
       </w:r>
     </w:p>
     <w:p>

--- a/Free-Quarry/Ultras/Psalm-22-Ultra-The-Cross-Panel.docx
+++ b/Free-Quarry/Ultras/Psalm-22-Ultra-The-Cross-Panel.docx
@@ -2759,7 +2759,7 @@
           <w:i w:val="0"/>
           <w:sz w:val="20"/>
         </w:rPr>
-        <w:t>Cut two, the pointing. The assembled panel read ve-raglai with a patach where the per-verse source has ve-raglai with a qamats, at the end of verse 17 — the hands and the feet. That is a genuine orthographic divergence rather than punctuation, and the two panels of one stone cannot disagree about a vowel. The qamats is the expected pausal form at a verse end, but the stone does not rest on that reasoning: the token was COPIED FROM THE PER-VERSE LINE PROGRAMMATICALLY, never re-typed, so the panel now agrees with the stone's own witness of record.</w:t>
+        <w:t>Cut two, the pointing. The assembled panel read ve-raglai with a patach where the per-verse source has ve-raglai with a qamats, at the end of verse 17 — the hands and the feet. That is a genuine orthographic divergence rather than punctuation, and the two panels of one stone cannot disagree about a vowel. The qamats is the expected pausal form at a verse end, but the stone does not rest on that reasoning: the token was copied from the per-verse line programmatically, never re-typed, so the panel now agrees with the stone's own witness of record.</w:t>
       </w:r>
     </w:p>
     <w:p>
@@ -2773,7 +2773,7 @@
           <w:i w:val="0"/>
           <w:sz w:val="20"/>
         </w:rPr>
-        <w:t>Declared and left open: which pointing the Leningrad Codex itself carries at this word has NOT been checked against an external witness in this pass. The internal disagreement is resolved; the external question is not, and a later hand should fetch it. This stone sits on Psalm 22:17, which is the most textually contested verse in the Psalter, so the standard here should be higher than usual rather than lower.</w:t>
+        <w:t>Declared and left open: which pointing the Leningrad Codex itself carries at this word has not been checked against an external witness in this pass. The internal disagreement is resolved; the external question is not, and a later hand should fetch it. This stone sits on Psalm 22:17, which is the most textually contested verse in the Psalter, so the standard here should be higher than usual rather than lower.</w:t>
       </w:r>
     </w:p>
     <w:p>
@@ -2787,7 +2787,7 @@
           <w:i w:val="0"/>
           <w:sz w:val="20"/>
         </w:rPr>
-        <w:t>A fault of my own inside this pass, recorded because it is the more useful half. The first attempt derived divergent tokens across the WHOLE document, and in doing so corrected four words inside The Bloom Rendered Back toward the source. That panel is the round-trip experiment: its whole value is that it was composed by a hand that could not see the source, so making it agree with the source destroys the only thing it measures. Exactly the fault the Fourth Cutting of Psalm 121 named on 6 September, committed two days later by the hand that wrote it. Caught before delivery by checking which paragraphs the changes had landed in. Rebuilt with token derivation restricted to the assembled panel and the round-trip's words left untouched.</w:t>
+        <w:t>A fault of my own inside this pass, recorded because it is the more useful half. The first attempt derived divergent tokens across the whole document, and in doing so corrected four words inside The Bloom Rendered Back toward the source. That panel is the round-trip experiment: its whole value is that it was composed by a hand that could not see the source, so making it agree with the source destroys the only thing it measures. Exactly the fault the Fourth Cutting of Psalm 121 named on 6 September, committed two days later by the hand that wrote it. Caught before delivery by checking which paragraphs the changes had landed in. Rebuilt with token derivation restricted to the assembled panel and the round-trip's words left untouched.</w:t>
       </w:r>
     </w:p>
     <w:p>
@@ -2801,7 +2801,7 @@
           <w:i w:val="0"/>
           <w:sz w:val="20"/>
         </w:rPr>
-        <w:t>The rule that follows, and it belongs in the Production Specification: A CORRECTION PASS MUST KNOW WHICH PANEL IT IS STANDING IN. Punctuation may be cleaned from any Hebrew line on the stone, because a Latin comma is foreign to Hebrew wherever it sits. Words may only be reconciled INSIDE the source panels. The round-trip is evidence, not text, and evidence is not corrected to match the thing it was meant to test.</w:t>
+        <w:t>The rule that follows, and it belongs in the Production Specification: A correction pass must know which panel it is standing in. Punctuation may be cleaned from any Hebrew line on the stone, because a Latin comma is foreign to Hebrew wherever it sits. Words may only be reconciled inside the source panels. The round-trip is evidence, not text, and evidence is not corrected to match the thing it was meant to test.</w:t>
       </w:r>
     </w:p>
     <w:p>
